--- a/Прогнозирование_и_моделирование/02_Конспект_учителя.docx
+++ b/Прогнозирование_и_моделирование/02_Конспект_учителя.docx
@@ -6100,17 +6100,7 @@
         <w:t>04_Проверочный_тест.md</w:t>
       </w:r>
       <w:r>
-        <w:t xml:space="preserve">, раздел «Ключ». Кратко: 1-б, 2-в, 3-б, 4-а, 5-в, 6-б, 7-в, 8-б; 9 — R² = 0,95 означает, что 95 % разброса </w:t>
-      </w:r>
-      <w:r>
-        <w:rPr>
-          <w:rFonts w:ascii="Consolas" w:hAnsi="Consolas"/>
-          <w:sz w:val="20"/>
-        </w:rPr>
-        <w:t>y</w:t>
-      </w:r>
-      <w:r>
-        <w:t xml:space="preserve"> объяснено моделью; 10 — прибыль 32 000, Q = 800.</w:t>
+        <w:t>, раздел «Ключ». Кратко: 1-б, 2-в, 3-б, 4-а, 5-в, 6-б, 7-в, 8-б; 9 — а, в, д (множественный выбор); 10-а (Q = 800, прибыль 32 000). Все вопросы закрытого типа — подходят для автоматической проверки в тестирующей системе.</w:t>
       </w:r>
     </w:p>
     <w:sectPr>
